--- a/soft-tenancy/confluence/how-to-paste-into-confluence.docx
+++ b/soft-tenancy/confluence/how-to-paste-into-confluence.docx
@@ -7,7 +7,7 @@
         <w:pStyle w:val="Heading1"/>
       </w:pPr>
       <w:r>
-        <w:t xml:space="preserve">Confluence pages: soft tenancy basics</w:t>
+        <w:t xml:space="preserve">Confluence pages: soft tenancy</w:t>
       </w:r>
     </w:p>
     <w:p>
@@ -15,7 +15,7 @@
         <w:spacing w:after="140"/>
       </w:pPr>
       <w:r>
-        <w:t xml:space="preserve">Two short, team-facing pages that explain how soft tenancy works, with architecture diagrams as images. The full step-by-step implementation is in </w:t>
+        <w:t xml:space="preserve">Six team-facing pages with architecture diagrams as images. Pages 1 and 2 explain the basics; pages 3 to 6 go deeper, one per observability backend. The full step-by-step implementation is in </w:t>
       </w:r>
       <w:r>
         <w:rPr>
@@ -206,7 +206,7 @@
               <w:t xml:space="preserve">Per-tenant observability: the basics</w:t>
             </w:r>
             <w:r>
-              <w:t xml:space="preserve">: Loki, Mimir, Tempo, Pyroscope, the read gateway, pulled signals, per-tenant trace receivers, Grafana orgs, the podinfo workload, lockdown</w:t>
+              <w:t xml:space="preserve">: the whole Grafana stack on one page, the read gateway, pulled signals, per-tenant trace receivers, Grafana orgs, the podinfo workload, lockdown</w:t>
             </w:r>
           </w:p>
         </w:tc>
@@ -236,17 +236,229 @@
                 <w:sz w:val="19"/>
                 <w:szCs w:val="19"/>
               </w:rPr>
-              <w:t xml:space="preserve">images/*.svg</w:t>
-            </w:r>
-            <w:r>
-              <w:t xml:space="preserve"> and </w:t>
-            </w:r>
+              <w:t xml:space="preserve">03-loki.docx</w:t>
+            </w:r>
+          </w:p>
+        </w:tc>
+        <w:tc>
+          <w:tcPr>
+            <w:tcW w:type="dxa" w:w="4389"/>
+            <w:tcMar>
+              <w:top w:type="dxa" w:w="60"/>
+              <w:left w:type="dxa" w:w="100"/>
+              <w:bottom w:type="dxa" w:w="60"/>
+              <w:right w:type="dxa" w:w="100"/>
+            </w:tcMar>
+          </w:tcPr>
+          <w:p>
+            <w:pPr>
+              <w:spacing w:after="0"/>
+            </w:pPr>
+            <w:r>
+              <w:rPr>
+                <w:b/>
+                <w:bCs/>
+              </w:rPr>
+              <w:t xml:space="preserve">Loki: per-tenant logs</w:t>
+            </w:r>
+          </w:p>
+        </w:tc>
+      </w:tr>
+      <w:tr>
+        <w:trPr>
+          <w:cantSplit/>
+          <w:tblHeader w:val="false"/>
+        </w:trPr>
+        <w:tc>
+          <w:tcPr>
+            <w:tcW w:type="dxa" w:w="5357"/>
+            <w:tcMar>
+              <w:top w:type="dxa" w:w="60"/>
+              <w:left w:type="dxa" w:w="100"/>
+              <w:bottom w:type="dxa" w:w="60"/>
+              <w:right w:type="dxa" w:w="100"/>
+            </w:tcMar>
+          </w:tcPr>
+          <w:p>
+            <w:pPr>
+              <w:spacing w:after="0"/>
+            </w:pPr>
             <w:r>
               <w:rPr>
                 <w:rFonts w:ascii="Consolas" w:cs="Consolas" w:eastAsia="Consolas" w:hAnsi="Consolas"/>
                 <w:sz w:val="19"/>
                 <w:szCs w:val="19"/>
               </w:rPr>
+              <w:t xml:space="preserve">04-mimir.docx</w:t>
+            </w:r>
+          </w:p>
+        </w:tc>
+        <w:tc>
+          <w:tcPr>
+            <w:tcW w:type="dxa" w:w="4389"/>
+            <w:tcMar>
+              <w:top w:type="dxa" w:w="60"/>
+              <w:left w:type="dxa" w:w="100"/>
+              <w:bottom w:type="dxa" w:w="60"/>
+              <w:right w:type="dxa" w:w="100"/>
+            </w:tcMar>
+          </w:tcPr>
+          <w:p>
+            <w:pPr>
+              <w:spacing w:after="0"/>
+            </w:pPr>
+            <w:r>
+              <w:rPr>
+                <w:b/>
+                <w:bCs/>
+              </w:rPr>
+              <w:t xml:space="preserve">Mimir: per-tenant metrics</w:t>
+            </w:r>
+          </w:p>
+        </w:tc>
+      </w:tr>
+      <w:tr>
+        <w:trPr>
+          <w:cantSplit/>
+          <w:tblHeader w:val="false"/>
+        </w:trPr>
+        <w:tc>
+          <w:tcPr>
+            <w:tcW w:type="dxa" w:w="5357"/>
+            <w:tcMar>
+              <w:top w:type="dxa" w:w="60"/>
+              <w:left w:type="dxa" w:w="100"/>
+              <w:bottom w:type="dxa" w:w="60"/>
+              <w:right w:type="dxa" w:w="100"/>
+            </w:tcMar>
+          </w:tcPr>
+          <w:p>
+            <w:pPr>
+              <w:spacing w:after="0"/>
+            </w:pPr>
+            <w:r>
+              <w:rPr>
+                <w:rFonts w:ascii="Consolas" w:cs="Consolas" w:eastAsia="Consolas" w:hAnsi="Consolas"/>
+                <w:sz w:val="19"/>
+                <w:szCs w:val="19"/>
+              </w:rPr>
+              <w:t xml:space="preserve">05-tempo.docx</w:t>
+            </w:r>
+          </w:p>
+        </w:tc>
+        <w:tc>
+          <w:tcPr>
+            <w:tcW w:type="dxa" w:w="4389"/>
+            <w:tcMar>
+              <w:top w:type="dxa" w:w="60"/>
+              <w:left w:type="dxa" w:w="100"/>
+              <w:bottom w:type="dxa" w:w="60"/>
+              <w:right w:type="dxa" w:w="100"/>
+            </w:tcMar>
+          </w:tcPr>
+          <w:p>
+            <w:pPr>
+              <w:spacing w:after="0"/>
+            </w:pPr>
+            <w:r>
+              <w:rPr>
+                <w:b/>
+                <w:bCs/>
+              </w:rPr>
+              <w:t xml:space="preserve">Tempo: per-tenant traces</w:t>
+            </w:r>
+          </w:p>
+        </w:tc>
+      </w:tr>
+      <w:tr>
+        <w:trPr>
+          <w:cantSplit/>
+          <w:tblHeader w:val="false"/>
+        </w:trPr>
+        <w:tc>
+          <w:tcPr>
+            <w:tcW w:type="dxa" w:w="5357"/>
+            <w:tcMar>
+              <w:top w:type="dxa" w:w="60"/>
+              <w:left w:type="dxa" w:w="100"/>
+              <w:bottom w:type="dxa" w:w="60"/>
+              <w:right w:type="dxa" w:w="100"/>
+            </w:tcMar>
+          </w:tcPr>
+          <w:p>
+            <w:pPr>
+              <w:spacing w:after="0"/>
+            </w:pPr>
+            <w:r>
+              <w:rPr>
+                <w:rFonts w:ascii="Consolas" w:cs="Consolas" w:eastAsia="Consolas" w:hAnsi="Consolas"/>
+                <w:sz w:val="19"/>
+                <w:szCs w:val="19"/>
+              </w:rPr>
+              <w:t xml:space="preserve">06-pyroscope.docx</w:t>
+            </w:r>
+          </w:p>
+        </w:tc>
+        <w:tc>
+          <w:tcPr>
+            <w:tcW w:type="dxa" w:w="4389"/>
+            <w:tcMar>
+              <w:top w:type="dxa" w:w="60"/>
+              <w:left w:type="dxa" w:w="100"/>
+              <w:bottom w:type="dxa" w:w="60"/>
+              <w:right w:type="dxa" w:w="100"/>
+            </w:tcMar>
+          </w:tcPr>
+          <w:p>
+            <w:pPr>
+              <w:spacing w:after="0"/>
+            </w:pPr>
+            <w:r>
+              <w:rPr>
+                <w:b/>
+                <w:bCs/>
+              </w:rPr>
+              <w:t xml:space="preserve">Pyroscope: per-tenant profiles</w:t>
+            </w:r>
+          </w:p>
+        </w:tc>
+      </w:tr>
+      <w:tr>
+        <w:trPr>
+          <w:cantSplit/>
+          <w:tblHeader w:val="false"/>
+        </w:trPr>
+        <w:tc>
+          <w:tcPr>
+            <w:tcW w:type="dxa" w:w="5357"/>
+            <w:tcMar>
+              <w:top w:type="dxa" w:w="60"/>
+              <w:left w:type="dxa" w:w="100"/>
+              <w:bottom w:type="dxa" w:w="60"/>
+              <w:right w:type="dxa" w:w="100"/>
+            </w:tcMar>
+          </w:tcPr>
+          <w:p>
+            <w:pPr>
+              <w:spacing w:after="0"/>
+            </w:pPr>
+            <w:r>
+              <w:rPr>
+                <w:rFonts w:ascii="Consolas" w:cs="Consolas" w:eastAsia="Consolas" w:hAnsi="Consolas"/>
+                <w:sz w:val="19"/>
+                <w:szCs w:val="19"/>
+              </w:rPr>
+              <w:t xml:space="preserve">images/*.svg</w:t>
+            </w:r>
+            <w:r>
+              <w:t xml:space="preserve"> and </w:t>
+            </w:r>
+            <w:r>
+              <w:rPr>
+                <w:rFonts w:ascii="Consolas" w:cs="Consolas" w:eastAsia="Consolas" w:hAnsi="Consolas"/>
+                <w:sz w:val="19"/>
+                <w:szCs w:val="19"/>
+              </w:rPr>
               <w:t xml:space="preserve">images/*.png</w:t>
             </w:r>
           </w:p>
@@ -266,7 +478,7 @@
               <w:spacing w:after="0"/>
             </w:pPr>
             <w:r>
-              <w:t xml:space="preserve">The 12 diagrams, one file each, as SVG and as PNG (100%, 960 px wide)</w:t>
+              <w:t xml:space="preserve">The 20 diagrams, one file each, as SVG and as PNG (100%, 960 px wide)</w:t>
             </w:r>
           </w:p>
         </w:tc>
@@ -276,6 +488,14 @@
       <w:pPr>
         <w:spacing w:after="140"/>
       </w:pPr>
+    </w:p>
+    <w:p>
+      <w:pPr>
+        <w:spacing w:after="140"/>
+      </w:pPr>
+      <w:r>
+        <w:t xml:space="preserve">Pages 3 to 6 share the same topics, in the same order, so the team can compare the backends: what it does here, where it sits, how tenants are kept apart, write path, read path, our configuration, per-tenant limits, network lockdown, using it as a tenant, how we verify it, troubleshooting, going to production, FAQ. A good Confluence layout is a parent page "Per-tenant observability" (page 2) with pages 3 to 6 as its children.</w:t>
+      </w:r>
     </w:p>
     <w:p>
       <w:pPr>
@@ -329,7 +549,7 @@
           <w:sz w:val="19"/>
           <w:szCs w:val="19"/>
         </w:rPr>
-        <w:t xml:space="preserve">Diagram: images/obs-overview.svg (or .png)</w:t>
+        <w:t xml:space="preserve">Diagram: images/loki-flow.svg (or .png)</w:t>
       </w:r>
       <w:r>
         <w:t xml:space="preserve">. If an image didn't come through the paste, drag that SVG or PNG file from </w:t>
@@ -368,6 +588,30 @@
       </w:r>
       <w:r>
         <w:t xml:space="preserve">, or use the toolbar).</w:t>
+      </w:r>
+    </w:p>
+    <w:p>
+      <w:pPr>
+        <w:pStyle w:val="ListParagraph"/>
+        <w:numPr>
+          <w:ilvl w:val="0"/>
+          <w:numId w:val="2"/>
+        </w:numPr>
+        <w:spacing w:after="70"/>
+      </w:pPr>
+      <w:r>
+        <w:t xml:space="preserve">Pages 3 to 6: replace the "On this page" list with a Table of Contents macro (type </w:t>
+      </w:r>
+      <w:r>
+        <w:rPr>
+          <w:rFonts w:ascii="Consolas" w:cs="Consolas" w:eastAsia="Consolas" w:hAnsi="Consolas"/>
+          <w:sz w:val="19"/>
+          <w:szCs w:val="19"/>
+        </w:rPr>
+        <w:t xml:space="preserve">/toc</w:t>
+      </w:r>
+      <w:r>
+        <w:t xml:space="preserve">). It builds the same list from the headings, with links.</w:t>
       </w:r>
     </w:p>
     <w:p>
